--- a/チャット履歴.docx
+++ b/チャット履歴.docx
@@ -37,7 +37,21 @@
         <w:rPr>
           <w:color w:val="EE0000"/>
         </w:rPr>
-        <w:t>を利用して消防団員が捜索したルートを塗りつぶすして、データの保存はfirebaseを利用するとします。このアイデアはどうでしょうか？アドバイスお願いします。</w:t>
+        <w:t>を利用して消防団員が捜索したルートを</w:t>
+      </w:r>
+      <w:proofErr w:type="gramStart"/>
+      <w:r>
+        <w:rPr>
+          <w:color w:val="EE0000"/>
+        </w:rPr>
+        <w:t>塗りつぶすして</w:t>
+      </w:r>
+      <w:proofErr w:type="gramEnd"/>
+      <w:r>
+        <w:rPr>
+          <w:color w:val="EE0000"/>
+        </w:rPr>
+        <w:t>、データの保存はfirebaseを利用するとします。このアイデアはどうでしょうか？アドバイスお願いします。</w:t>
       </w:r>
       <w:r>
         <w:rPr>
@@ -1428,7 +1442,15 @@
       </w:pPr>
       <w:r>
         <w:lastRenderedPageBreak/>
-        <w:t>このプロンプトで土台を作った後、実際の山間部でGPSがどの程度ブレるかをテストしながら、バッファの幅（15mなど）を調整していくのが良いでしょう。</w:t>
+        <w:t>このプロンプトで土台を作った後、実際の山間部でGPSがどの程度ブレ</w:t>
+      </w:r>
+      <w:proofErr w:type="gramStart"/>
+      <w:r>
+        <w:t>るかを</w:t>
+      </w:r>
+      <w:proofErr w:type="gramEnd"/>
+      <w:r>
+        <w:t>テストしながら、バッファの幅（15mなど）を調整していくのが良いでしょう。</w:t>
       </w:r>
     </w:p>
     <w:p/>
@@ -2252,7 +2274,15 @@
       </w:r>
       <w:proofErr w:type="spellEnd"/>
       <w:r>
-        <w:t xml:space="preserve"> = { ... }; の部分を上書きします。</w:t>
+        <w:t xml:space="preserve"> = { </w:t>
+      </w:r>
+      <w:proofErr w:type="gramStart"/>
+      <w:r>
+        <w:t>...</w:t>
+      </w:r>
+      <w:proofErr w:type="gramEnd"/>
+      <w:r>
+        <w:t xml:space="preserve"> }; の部分を上書きします。</w:t>
       </w:r>
     </w:p>
     <w:p>
@@ -2371,7 +2401,15 @@
       </w:r>
       <w:proofErr w:type="spellEnd"/>
       <w:r>
-        <w:t>: "1:123456789:web:abcdef..."</w:t>
+        <w:t>: "</w:t>
+      </w:r>
+      <w:proofErr w:type="gramStart"/>
+      <w:r>
+        <w:t>1:123456789:web</w:t>
+      </w:r>
+      <w:proofErr w:type="gramEnd"/>
+      <w:r>
+        <w:t>:abcdef..."</w:t>
       </w:r>
     </w:p>
     <w:p>
@@ -3568,7 +3606,23 @@
           <w:b/>
           <w:bCs/>
         </w:rPr>
-        <w:t>動作確認をして、何かエラーが出たり、「ここをこうしたい」という点があれば教えてください。</w:t>
+        <w:t>動作確認をして、何かエラーが</w:t>
+      </w:r>
+      <w:proofErr w:type="gramStart"/>
+      <w:r>
+        <w:rPr>
+          <w:b/>
+          <w:bCs/>
+        </w:rPr>
+        <w:t>出たり</w:t>
+      </w:r>
+      <w:proofErr w:type="gramEnd"/>
+      <w:r>
+        <w:rPr>
+          <w:b/>
+          <w:bCs/>
+        </w:rPr>
+        <w:t>、「ここをこうしたい」という点があれば教えてください。</w:t>
       </w:r>
       <w:r>
         <w:t> 問題なく動くようであれば、最後に「GitHubへのプッシュと公開（Cloudflare Pages）」の手順へ進みましょう。</w:t>
@@ -3607,7 +3661,23 @@
           <w:rFonts w:hint="eastAsia"/>
           <w:color w:val="EE0000"/>
         </w:rPr>
-        <w:t xml:space="preserve">　実行しましたがエラーのなりました。確認お願いします。</w:t>
+        <w:t xml:space="preserve">　実行しましたが</w:t>
+      </w:r>
+      <w:proofErr w:type="gramStart"/>
+      <w:r>
+        <w:rPr>
+          <w:rFonts w:hint="eastAsia"/>
+          <w:color w:val="EE0000"/>
+        </w:rPr>
+        <w:t>エラーのなりました。</w:t>
+      </w:r>
+      <w:proofErr w:type="gramEnd"/>
+      <w:r>
+        <w:rPr>
+          <w:rFonts w:hint="eastAsia"/>
+          <w:color w:val="EE0000"/>
+        </w:rPr>
+        <w:t>確認お願いします。</w:t>
       </w:r>
     </w:p>
     <w:p>
@@ -3697,7 +3767,21 @@
         <w:rPr>
           <w:color w:val="EE0000"/>
         </w:rPr>
-        <w:t xml:space="preserve"> error To see a list of scripts, run:</w:t>
+        <w:t xml:space="preserve"> error </w:t>
+      </w:r>
+      <w:proofErr w:type="gramStart"/>
+      <w:r>
+        <w:rPr>
+          <w:color w:val="EE0000"/>
+        </w:rPr>
+        <w:t>To</w:t>
+      </w:r>
+      <w:proofErr w:type="gramEnd"/>
+      <w:r>
+        <w:rPr>
+          <w:color w:val="EE0000"/>
+        </w:rPr>
+        <w:t xml:space="preserve"> see a list of scripts, run:</w:t>
       </w:r>
     </w:p>
     <w:p>
@@ -4209,7 +4293,21 @@
         <w:rPr>
           <w:color w:val="EE0000"/>
         </w:rPr>
-        <w:t>-react@"^0.378.0" from the root project</w:t>
+        <w:t>-</w:t>
+      </w:r>
+      <w:proofErr w:type="gramStart"/>
+      <w:r>
+        <w:rPr>
+          <w:color w:val="EE0000"/>
+        </w:rPr>
+        <w:t>react@"</w:t>
+      </w:r>
+      <w:proofErr w:type="gramEnd"/>
+      <w:r>
+        <w:rPr>
+          <w:color w:val="EE0000"/>
+        </w:rPr>
+        <w:t>^0.378.0" from the root project</w:t>
       </w:r>
     </w:p>
     <w:p>
@@ -4286,7 +4384,21 @@
         <w:rPr>
           <w:color w:val="EE0000"/>
         </w:rPr>
-        <w:t>-react@"^0.378.0" from the root project</w:t>
+        <w:t>-</w:t>
+      </w:r>
+      <w:proofErr w:type="gramStart"/>
+      <w:r>
+        <w:rPr>
+          <w:color w:val="EE0000"/>
+        </w:rPr>
+        <w:t>react@"</w:t>
+      </w:r>
+      <w:proofErr w:type="gramEnd"/>
+      <w:r>
+        <w:rPr>
+          <w:color w:val="EE0000"/>
+        </w:rPr>
+        <w:t>^0.378.0" from the root project</w:t>
       </w:r>
     </w:p>
     <w:p>
@@ -4469,7 +4581,21 @@
         <w:rPr>
           <w:color w:val="EE0000"/>
         </w:rPr>
-        <w:t>-react@"^0.378.0" from the root project</w:t>
+        <w:t>-</w:t>
+      </w:r>
+      <w:proofErr w:type="gramStart"/>
+      <w:r>
+        <w:rPr>
+          <w:color w:val="EE0000"/>
+        </w:rPr>
+        <w:t>react@"</w:t>
+      </w:r>
+      <w:proofErr w:type="gramEnd"/>
+      <w:r>
+        <w:rPr>
+          <w:color w:val="EE0000"/>
+        </w:rPr>
+        <w:t>^0.378.0" from the root project</w:t>
       </w:r>
     </w:p>
     <w:p>
@@ -4532,7 +4658,21 @@
         <w:rPr>
           <w:color w:val="EE0000"/>
         </w:rPr>
-        <w:t xml:space="preserve"> error this command with --force or --legacy-peer-deps</w:t>
+        <w:t xml:space="preserve"> </w:t>
+      </w:r>
+      <w:proofErr w:type="gramStart"/>
+      <w:r>
+        <w:rPr>
+          <w:color w:val="EE0000"/>
+        </w:rPr>
+        <w:t>error this command</w:t>
+      </w:r>
+      <w:proofErr w:type="gramEnd"/>
+      <w:r>
+        <w:rPr>
+          <w:color w:val="EE0000"/>
+        </w:rPr>
+        <w:t xml:space="preserve"> with --force or --legacy-peer-deps</w:t>
       </w:r>
     </w:p>
     <w:p>
@@ -4616,7 +4756,21 @@
         <w:rPr>
           <w:color w:val="EE0000"/>
         </w:rPr>
-        <w:t xml:space="preserve"> error For a full report see:</w:t>
+        <w:t xml:space="preserve"> error </w:t>
+      </w:r>
+      <w:proofErr w:type="gramStart"/>
+      <w:r>
+        <w:rPr>
+          <w:color w:val="EE0000"/>
+        </w:rPr>
+        <w:t>For</w:t>
+      </w:r>
+      <w:proofErr w:type="gramEnd"/>
+      <w:r>
+        <w:rPr>
+          <w:color w:val="EE0000"/>
+        </w:rPr>
+        <w:t xml:space="preserve"> a full report see:</w:t>
       </w:r>
     </w:p>
     <w:p>
@@ -4930,7 +5084,21 @@
         <w:rPr>
           <w:color w:val="EE0000"/>
         </w:rPr>
-        <w:t xml:space="preserve"> warn deprecated eslint@8.57.1: This version is no longer supported. Please see https://eslint.org/version-support for other options. added 324 packages, removed 8 packages, changed 75 packages, and audited 605 packages in 2m 247 packages are looking for funding run `</w:t>
+        <w:t xml:space="preserve"> warn deprecated eslint@8.57.1: This version is no longer supported. Please </w:t>
+      </w:r>
+      <w:proofErr w:type="gramStart"/>
+      <w:r>
+        <w:rPr>
+          <w:color w:val="EE0000"/>
+        </w:rPr>
+        <w:t>see https://eslint.org/version-support for other options.</w:t>
+      </w:r>
+      <w:proofErr w:type="gramEnd"/>
+      <w:r>
+        <w:rPr>
+          <w:color w:val="EE0000"/>
+        </w:rPr>
+        <w:t xml:space="preserve"> added 324 packages, removed 8 packages, changed 75 packages, and audited 605 packages in 2m 247 packages are looking for funding run `</w:t>
       </w:r>
       <w:proofErr w:type="spellStart"/>
       <w:r>
@@ -5574,7 +5742,23 @@
           <w:bCs/>
         </w:rPr>
         <w:lastRenderedPageBreak/>
-        <w:t>もし何かエラーが出たり、デザインや動きで「ここはもっとこうしてほしい」という点があれば、何でも教えてください。</w:t>
+        <w:t>もし何かエラーが</w:t>
+      </w:r>
+      <w:proofErr w:type="gramStart"/>
+      <w:r>
+        <w:rPr>
+          <w:b/>
+          <w:bCs/>
+        </w:rPr>
+        <w:t>出たり</w:t>
+      </w:r>
+      <w:proofErr w:type="gramEnd"/>
+      <w:r>
+        <w:rPr>
+          <w:b/>
+          <w:bCs/>
+        </w:rPr>
+        <w:t>、デザインや動きで「ここはもっとこうしてほしい」という点があれば、何でも教えてください。</w:t>
       </w:r>
     </w:p>
     <w:p>
@@ -5991,6 +6175,7 @@
         <w:t xml:space="preserve">` in v7. You can use the `v7_startTransition` future flag to opt-in early. For more information, see https://reactrouter.com/v6/upgrading/future#v7_starttransition. </w:t>
       </w:r>
       <w:proofErr w:type="spellStart"/>
+      <w:proofErr w:type="gramStart"/>
       <w:r>
         <w:rPr>
           <w:color w:val="EE0000"/>
@@ -6002,7 +6187,14 @@
         <w:rPr>
           <w:color w:val="EE0000"/>
         </w:rPr>
-        <w:t xml:space="preserve"> @ </w:t>
+        <w:t xml:space="preserve"> @</w:t>
+      </w:r>
+      <w:proofErr w:type="gramEnd"/>
+      <w:r>
+        <w:rPr>
+          <w:color w:val="EE0000"/>
+        </w:rPr>
+        <w:t xml:space="preserve"> </w:t>
       </w:r>
       <w:proofErr w:type="spellStart"/>
       <w:r>
@@ -6246,6 +6438,7 @@
         <w:t xml:space="preserve">` in v7. You can use the `v7_startTransition` future flag to opt-in early. For more information, see https://reactrouter.com/v6/upgrading/future#v7_starttransition. </w:t>
       </w:r>
       <w:proofErr w:type="spellStart"/>
+      <w:proofErr w:type="gramStart"/>
       <w:r>
         <w:rPr>
           <w:color w:val="EE0000"/>
@@ -6257,7 +6450,14 @@
         <w:rPr>
           <w:color w:val="EE0000"/>
         </w:rPr>
-        <w:t xml:space="preserve"> @ </w:t>
+        <w:t xml:space="preserve"> @</w:t>
+      </w:r>
+      <w:proofErr w:type="gramEnd"/>
+      <w:r>
+        <w:rPr>
+          <w:color w:val="EE0000"/>
+        </w:rPr>
+        <w:t xml:space="preserve"> </w:t>
       </w:r>
       <w:proofErr w:type="spellStart"/>
       <w:r>
@@ -6288,6 +6488,7 @@
         <w:t xml:space="preserve">=b3525ff6:4436 ⚠️ React Router Future Flag Warning: Relative route resolution within Splat routes is changing in v7. You can use the `v7_relativeSplatPath` future flag to opt-in early. For more information, see https://reactrouter.com/v6/upgrading/future#v7_relativesplatpath. </w:t>
       </w:r>
       <w:proofErr w:type="spellStart"/>
+      <w:proofErr w:type="gramStart"/>
       <w:r>
         <w:rPr>
           <w:color w:val="EE0000"/>
@@ -6299,7 +6500,14 @@
         <w:rPr>
           <w:color w:val="EE0000"/>
         </w:rPr>
-        <w:t xml:space="preserve"> @ </w:t>
+        <w:t xml:space="preserve"> @</w:t>
+      </w:r>
+      <w:proofErr w:type="gramEnd"/>
+      <w:r>
+        <w:rPr>
+          <w:color w:val="EE0000"/>
+        </w:rPr>
+        <w:t xml:space="preserve"> </w:t>
       </w:r>
       <w:proofErr w:type="spellStart"/>
       <w:r>
@@ -6395,7 +6603,15 @@
     </w:p>
     <w:p>
       <w:r>
-        <w:t>場所がズレていて海などが表示されている可能性を考え、少し引いた視点にします。</w:t>
+        <w:t>場所がズレ</w:t>
+      </w:r>
+      <w:proofErr w:type="gramStart"/>
+      <w:r>
+        <w:t>て</w:t>
+      </w:r>
+      <w:proofErr w:type="gramEnd"/>
+      <w:r>
+        <w:t>いて海などが表示されている可能性を考え、少し引いた視点にします。</w:t>
       </w:r>
     </w:p>
     <w:p>
@@ -6835,13 +7051,18 @@
       </w:r>
       <w:proofErr w:type="spellEnd"/>
       <w:r>
-        <w:t>" &gt; .</w:t>
+        <w:t xml:space="preserve">" </w:t>
+      </w:r>
+      <w:proofErr w:type="gramStart"/>
+      <w:r>
+        <w:t>&gt; .</w:t>
       </w:r>
       <w:proofErr w:type="spellStart"/>
       <w:r>
         <w:t>gitignore</w:t>
       </w:r>
       <w:proofErr w:type="spellEnd"/>
+      <w:proofErr w:type="gramEnd"/>
     </w:p>
     <w:p>
       <w:r>
@@ -6853,23 +7074,41 @@
       </w:r>
       <w:proofErr w:type="spellEnd"/>
       <w:r>
-        <w:t>" &gt;&gt; .</w:t>
+        <w:t>" &gt;</w:t>
+      </w:r>
+      <w:proofErr w:type="gramStart"/>
+      <w:r>
+        <w:t>&gt; .</w:t>
       </w:r>
       <w:proofErr w:type="spellStart"/>
       <w:r>
         <w:t>gitignore</w:t>
       </w:r>
       <w:proofErr w:type="spellEnd"/>
-    </w:p>
-    <w:p>
-      <w:r>
-        <w:t>echo ".env" &gt;&gt; .</w:t>
+      <w:proofErr w:type="gramEnd"/>
+    </w:p>
+    <w:p>
+      <w:r>
+        <w:t xml:space="preserve">echo </w:t>
+      </w:r>
+      <w:proofErr w:type="gramStart"/>
+      <w:r>
+        <w:t>".env</w:t>
+      </w:r>
+      <w:proofErr w:type="gramEnd"/>
+      <w:r>
+        <w:t>" &gt;</w:t>
+      </w:r>
+      <w:proofErr w:type="gramStart"/>
+      <w:r>
+        <w:t>&gt; .</w:t>
       </w:r>
       <w:proofErr w:type="spellStart"/>
       <w:r>
         <w:t>gitignore</w:t>
       </w:r>
       <w:proofErr w:type="spellEnd"/>
+      <w:proofErr w:type="gramEnd"/>
     </w:p>
     <w:p>
       <w:r>
@@ -6878,8 +7117,13 @@
     </w:p>
     <w:p>
       <w:r>
-        <w:t>git add .</w:t>
-      </w:r>
+        <w:t xml:space="preserve">git </w:t>
+      </w:r>
+      <w:proofErr w:type="gramStart"/>
+      <w:r>
+        <w:t>add .</w:t>
+      </w:r>
+      <w:proofErr w:type="gramEnd"/>
     </w:p>
     <w:p>
       <w:r>
@@ -7151,12 +7395,886 @@
     </w:p>
     <w:p/>
     <w:p>
+      <w:pPr>
+        <w:ind w:left="210" w:hangingChars="100" w:hanging="210"/>
+        <w:rPr>
+          <w:color w:val="EE0000"/>
+        </w:rPr>
+      </w:pPr>
       <w:r>
         <w:rPr>
           <w:rFonts w:hint="eastAsia"/>
+          <w:color w:val="EE0000"/>
         </w:rPr>
         <w:t>「</w:t>
       </w:r>
+      <w:r>
+        <w:rPr>
+          <w:color w:val="EE0000"/>
+        </w:rPr>
+        <w:t>ここまで進みましたが確認お願いします。 next time Git touches it</w:t>
+      </w:r>
+      <w:r>
+        <w:rPr>
+          <w:rFonts w:hint="eastAsia"/>
+          <w:color w:val="EE0000"/>
+        </w:rPr>
+        <w:t xml:space="preserve"> 省略</w:t>
+      </w:r>
+      <w:r>
+        <w:rPr>
+          <w:color w:val="EE0000"/>
+        </w:rPr>
+        <w:br/>
+      </w:r>
+      <w:r>
+        <w:rPr>
+          <w:color w:val="EE0000"/>
+        </w:rPr>
+        <w:t xml:space="preserve">PS C:\Users\tanak\onedrive\ai\search&gt; git commit -m "Initial commit: Search Omura </w:t>
+      </w:r>
+      <w:proofErr w:type="spellStart"/>
+      <w:r>
+        <w:rPr>
+          <w:color w:val="EE0000"/>
+        </w:rPr>
+        <w:t>prototyp</w:t>
+      </w:r>
+      <w:proofErr w:type="spellEnd"/>
+      <w:r>
+        <w:rPr>
+          <w:color w:val="EE0000"/>
+        </w:rPr>
+        <w:t xml:space="preserve"> &gt;&gt; git commit -m "Initial commit: Search Omura prototype" &gt;&gt; git branch -M main &gt;&gt; git remote add origin [https://github.com/t2ytanaka-max/search-omura.git] &gt;&gt; git push -u origin main</w:t>
+      </w:r>
+      <w:r>
+        <w:rPr>
+          <w:rFonts w:hint="eastAsia"/>
+          <w:color w:val="EE0000"/>
+        </w:rPr>
+        <w:t>」</w:t>
+      </w:r>
+    </w:p>
+    <w:p>
+      <w:pPr>
+        <w:ind w:left="210" w:hangingChars="100" w:hanging="210"/>
+      </w:pPr>
+    </w:p>
+    <w:p>
+      <w:pPr>
+        <w:ind w:left="210" w:hangingChars="100" w:hanging="210"/>
+      </w:pPr>
+      <w:r>
+        <w:t>エラーログの確認ありがとうございます。</w:t>
+      </w:r>
+    </w:p>
+    <w:p>
+      <w:pPr>
+        <w:ind w:left="210" w:hangingChars="100" w:hanging="210"/>
+      </w:pPr>
+      <w:r>
+        <w:t>これは git add . を実行した際、誤って </w:t>
+      </w:r>
+      <w:proofErr w:type="spellStart"/>
+      <w:r>
+        <w:t>node_modules</w:t>
+      </w:r>
+      <w:proofErr w:type="spellEnd"/>
+      <w:r>
+        <w:t> ディレクトリ（非常に大量のファイルが含まれる場所）まで Git の管理対象に含めようとしてしまっていることが原因です。そのため、処理が膨大になり警告が大量に出ています。</w:t>
+      </w:r>
+    </w:p>
+    <w:p>
+      <w:pPr>
+        <w:ind w:left="210" w:hangingChars="100" w:hanging="210"/>
+      </w:pPr>
+      <w:r>
+        <w:t>以下の手順で、</w:t>
+      </w:r>
+      <w:r>
+        <w:rPr>
+          <w:b/>
+          <w:bCs/>
+        </w:rPr>
+        <w:t>「不要なファイルを外して、必要なコードだけをプッシュする」</w:t>
+      </w:r>
+      <w:r>
+        <w:t> ように修正しましょう。</w:t>
+      </w:r>
+    </w:p>
+    <w:p>
+      <w:pPr>
+        <w:ind w:left="210" w:hangingChars="100" w:hanging="210"/>
+      </w:pPr>
+      <w:r>
+        <w:t>ターミナルで以下のコマンドを順番に実行してください。</w:t>
+      </w:r>
+    </w:p>
+    <w:p>
+      <w:pPr>
+        <w:ind w:left="210" w:hangingChars="100" w:hanging="210"/>
+      </w:pPr>
+      <w:r>
+        <w:t>1. 追加されてしまったファイルを一度リセットする</w:t>
+      </w:r>
+    </w:p>
+    <w:p>
+      <w:pPr>
+        <w:ind w:left="210" w:hangingChars="100" w:hanging="210"/>
+      </w:pPr>
+      <w:proofErr w:type="spellStart"/>
+      <w:r>
+        <w:t>powershell</w:t>
+      </w:r>
+      <w:proofErr w:type="spellEnd"/>
+    </w:p>
+    <w:p>
+      <w:pPr>
+        <w:ind w:left="210" w:hangingChars="100" w:hanging="210"/>
+      </w:pPr>
+      <w:r>
+        <w:t>git reset</w:t>
+      </w:r>
+    </w:p>
+    <w:p>
+      <w:pPr>
+        <w:ind w:left="210" w:hangingChars="100" w:hanging="210"/>
+      </w:pPr>
+      <w:r>
+        <w:t xml:space="preserve">2. </w:t>
+      </w:r>
+      <w:proofErr w:type="gramStart"/>
+      <w:r>
+        <w:t>.</w:t>
+      </w:r>
+      <w:proofErr w:type="spellStart"/>
+      <w:proofErr w:type="gramEnd"/>
+      <w:r>
+        <w:t>gitignore</w:t>
+      </w:r>
+      <w:proofErr w:type="spellEnd"/>
+      <w:r>
+        <w:t xml:space="preserve"> ファイルを正しく作成する</w:t>
+      </w:r>
+    </w:p>
+    <w:p>
+      <w:pPr>
+        <w:ind w:left="210" w:hangingChars="100" w:hanging="210"/>
+      </w:pPr>
+      <w:r>
+        <w:t xml:space="preserve">（すでにあるかもしれませんが、上書きして確実に </w:t>
+      </w:r>
+      <w:proofErr w:type="spellStart"/>
+      <w:r>
+        <w:t>node_modules</w:t>
+      </w:r>
+      <w:proofErr w:type="spellEnd"/>
+      <w:r>
+        <w:t xml:space="preserve"> を除外します）</w:t>
+      </w:r>
+    </w:p>
+    <w:p>
+      <w:pPr>
+        <w:ind w:left="210" w:hangingChars="100" w:hanging="210"/>
+      </w:pPr>
+      <w:proofErr w:type="spellStart"/>
+      <w:r>
+        <w:t>powershell</w:t>
+      </w:r>
+      <w:proofErr w:type="spellEnd"/>
+    </w:p>
+    <w:p>
+      <w:pPr>
+        <w:ind w:left="210" w:hangingChars="100" w:hanging="210"/>
+      </w:pPr>
+      <w:r>
+        <w:t>echo "</w:t>
+      </w:r>
+      <w:proofErr w:type="spellStart"/>
+      <w:r>
+        <w:t>node_modules</w:t>
+      </w:r>
+      <w:proofErr w:type="spellEnd"/>
+      <w:r>
+        <w:t xml:space="preserve">/" </w:t>
+      </w:r>
+      <w:proofErr w:type="gramStart"/>
+      <w:r>
+        <w:t>&gt; .</w:t>
+      </w:r>
+      <w:proofErr w:type="spellStart"/>
+      <w:r>
+        <w:t>gitignore</w:t>
+      </w:r>
+      <w:proofErr w:type="spellEnd"/>
+      <w:proofErr w:type="gramEnd"/>
+    </w:p>
+    <w:p>
+      <w:pPr>
+        <w:ind w:left="210" w:hangingChars="100" w:hanging="210"/>
+      </w:pPr>
+      <w:r>
+        <w:t>echo "</w:t>
+      </w:r>
+      <w:proofErr w:type="spellStart"/>
+      <w:r>
+        <w:t>dist</w:t>
+      </w:r>
+      <w:proofErr w:type="spellEnd"/>
+      <w:r>
+        <w:t>/" &gt;</w:t>
+      </w:r>
+      <w:proofErr w:type="gramStart"/>
+      <w:r>
+        <w:t>&gt; .</w:t>
+      </w:r>
+      <w:proofErr w:type="spellStart"/>
+      <w:r>
+        <w:t>gitignore</w:t>
+      </w:r>
+      <w:proofErr w:type="spellEnd"/>
+      <w:proofErr w:type="gramEnd"/>
+    </w:p>
+    <w:p>
+      <w:pPr>
+        <w:ind w:left="210" w:hangingChars="100" w:hanging="210"/>
+      </w:pPr>
+      <w:r>
+        <w:t xml:space="preserve">echo </w:t>
+      </w:r>
+      <w:proofErr w:type="gramStart"/>
+      <w:r>
+        <w:t>".env</w:t>
+      </w:r>
+      <w:proofErr w:type="gramEnd"/>
+      <w:r>
+        <w:t>" &gt;</w:t>
+      </w:r>
+      <w:proofErr w:type="gramStart"/>
+      <w:r>
+        <w:t>&gt; .</w:t>
+      </w:r>
+      <w:proofErr w:type="spellStart"/>
+      <w:r>
+        <w:t>gitignore</w:t>
+      </w:r>
+      <w:proofErr w:type="spellEnd"/>
+      <w:proofErr w:type="gramEnd"/>
+    </w:p>
+    <w:p>
+      <w:pPr>
+        <w:ind w:left="210" w:hangingChars="100" w:hanging="210"/>
+      </w:pPr>
+      <w:r>
+        <w:t xml:space="preserve">echo </w:t>
+      </w:r>
+      <w:proofErr w:type="gramStart"/>
+      <w:r>
+        <w:t>".firebase</w:t>
+      </w:r>
+      <w:proofErr w:type="gramEnd"/>
+      <w:r>
+        <w:t>/" &gt;</w:t>
+      </w:r>
+      <w:proofErr w:type="gramStart"/>
+      <w:r>
+        <w:t>&gt; .</w:t>
+      </w:r>
+      <w:proofErr w:type="spellStart"/>
+      <w:r>
+        <w:t>gitignore</w:t>
+      </w:r>
+      <w:proofErr w:type="spellEnd"/>
+      <w:proofErr w:type="gramEnd"/>
+    </w:p>
+    <w:p>
+      <w:pPr>
+        <w:ind w:left="210" w:hangingChars="100" w:hanging="210"/>
+      </w:pPr>
+      <w:r>
+        <w:t>3. 必要なファイルだけを再度追加してコミットする</w:t>
+      </w:r>
+    </w:p>
+    <w:p>
+      <w:pPr>
+        <w:ind w:left="210" w:hangingChars="100" w:hanging="210"/>
+      </w:pPr>
+      <w:proofErr w:type="spellStart"/>
+      <w:r>
+        <w:t>powershell</w:t>
+      </w:r>
+      <w:proofErr w:type="spellEnd"/>
+    </w:p>
+    <w:p>
+      <w:pPr>
+        <w:ind w:left="210" w:hangingChars="100" w:hanging="210"/>
+      </w:pPr>
+      <w:r>
+        <w:t xml:space="preserve">git </w:t>
+      </w:r>
+      <w:proofErr w:type="gramStart"/>
+      <w:r>
+        <w:t>add .</w:t>
+      </w:r>
+      <w:proofErr w:type="gramEnd"/>
+    </w:p>
+    <w:p>
+      <w:pPr>
+        <w:ind w:left="210" w:hangingChars="100" w:hanging="210"/>
+      </w:pPr>
+      <w:r>
+        <w:t xml:space="preserve">git commit -m "Initial commit: fix </w:t>
+      </w:r>
+      <w:proofErr w:type="spellStart"/>
+      <w:r>
+        <w:t>gitignore</w:t>
+      </w:r>
+      <w:proofErr w:type="spellEnd"/>
+      <w:r>
+        <w:t>"</w:t>
+      </w:r>
+    </w:p>
+    <w:p>
+      <w:pPr>
+        <w:ind w:left="210" w:hangingChars="100" w:hanging="210"/>
+      </w:pPr>
+      <w:r>
+        <w:t>4. GitHubへプッシュする</w:t>
+      </w:r>
+    </w:p>
+    <w:p>
+      <w:pPr>
+        <w:ind w:left="210" w:hangingChars="100" w:hanging="210"/>
+      </w:pPr>
+      <w:r>
+        <w:t>（先ほど設定したリモート先へ送信します）</w:t>
+      </w:r>
+    </w:p>
+    <w:p>
+      <w:pPr>
+        <w:ind w:left="210" w:hangingChars="100" w:hanging="210"/>
+      </w:pPr>
+      <w:proofErr w:type="spellStart"/>
+      <w:r>
+        <w:t>powershell</w:t>
+      </w:r>
+      <w:proofErr w:type="spellEnd"/>
+    </w:p>
+    <w:p>
+      <w:pPr>
+        <w:ind w:left="210" w:hangingChars="100" w:hanging="210"/>
+      </w:pPr>
+      <w:r>
+        <w:t>git push -u origin main</w:t>
+      </w:r>
+    </w:p>
+    <w:p>
+      <w:pPr>
+        <w:ind w:left="210" w:hangingChars="100" w:hanging="210"/>
+      </w:pPr>
+      <w:r>
+        <w:lastRenderedPageBreak/>
+        <w:pict w14:anchorId="2FEFD8C5">
+          <v:rect id="_x0000_i1049" style="width:444pt;height:.75pt" o:hrpct="0" o:hralign="center" o:hrstd="t" o:hr="t" fillcolor="#a0a0a0" stroked="f">
+            <v:textbox inset="5.85pt,.7pt,5.85pt,.7pt"/>
+          </v:rect>
+        </w:pict>
+      </w:r>
+    </w:p>
+    <w:p>
+      <w:pPr>
+        <w:pBdr>
+          <w:bottom w:val="single" w:sz="6" w:space="1" w:color="auto"/>
+        </w:pBdr>
+        <w:ind w:left="210" w:hangingChars="100" w:hanging="210"/>
+      </w:pPr>
+      <w:r>
+        <w:t>これで、</w:t>
+      </w:r>
+      <w:proofErr w:type="spellStart"/>
+      <w:r>
+        <w:t>node_modules</w:t>
+      </w:r>
+      <w:proofErr w:type="spellEnd"/>
+      <w:r>
+        <w:t> の警告が出なくなり、数秒でプッシュが完了するはずです。完了したら教えてください！</w:t>
+      </w:r>
+    </w:p>
+    <w:p>
+      <w:pPr>
+        <w:ind w:left="210" w:hangingChars="100" w:hanging="210"/>
+      </w:pPr>
+    </w:p>
+    <w:p>
+      <w:pPr>
+        <w:pBdr>
+          <w:bottom w:val="single" w:sz="6" w:space="1" w:color="auto"/>
+        </w:pBdr>
+        <w:ind w:left="210" w:hangingChars="100" w:hanging="210"/>
+        <w:rPr>
+          <w:color w:val="EE0000"/>
+        </w:rPr>
+      </w:pPr>
+      <w:r>
+        <w:rPr>
+          <w:rFonts w:hint="eastAsia"/>
+          <w:color w:val="EE0000"/>
+        </w:rPr>
+        <w:t>「</w:t>
+      </w:r>
+      <w:r>
+        <w:rPr>
+          <w:color w:val="EE0000"/>
+        </w:rPr>
+        <w:t xml:space="preserve">このエラーが表示されました。 PS C:\Users\tanak\onedrive\ai\search&gt; git commit -m "Initial commit: fix </w:t>
+      </w:r>
+      <w:proofErr w:type="spellStart"/>
+      <w:r>
+        <w:rPr>
+          <w:color w:val="EE0000"/>
+        </w:rPr>
+        <w:t>gitignore</w:t>
+      </w:r>
+      <w:proofErr w:type="spellEnd"/>
+      <w:r>
+        <w:rPr>
+          <w:color w:val="EE0000"/>
+        </w:rPr>
+        <w:t xml:space="preserve">" Author identity unknown *** Please tell me who you are. Run git config --global </w:t>
+      </w:r>
+      <w:proofErr w:type="spellStart"/>
+      <w:proofErr w:type="gramStart"/>
+      <w:r>
+        <w:rPr>
+          <w:color w:val="EE0000"/>
+        </w:rPr>
+        <w:t>user.email</w:t>
+      </w:r>
+      <w:proofErr w:type="spellEnd"/>
+      <w:proofErr w:type="gramEnd"/>
+      <w:r>
+        <w:rPr>
+          <w:color w:val="EE0000"/>
+        </w:rPr>
+        <w:t xml:space="preserve"> "you@example.com" git config --global user.name "Your Name" to set your account's default identity. Omit --global to set the identity only in this repository. fatal: unable to auto-detect email address (got 'tanak@LAPTOP-HHILISV5.(none)') PS C:\Users\tanak\onedrive\ai\search&gt; git push -u origin main error: </w:t>
+      </w:r>
+      <w:proofErr w:type="spellStart"/>
+      <w:r>
+        <w:rPr>
+          <w:color w:val="EE0000"/>
+        </w:rPr>
+        <w:t>src</w:t>
+      </w:r>
+      <w:proofErr w:type="spellEnd"/>
+      <w:r>
+        <w:rPr>
+          <w:color w:val="EE0000"/>
+        </w:rPr>
+        <w:t xml:space="preserve"> </w:t>
+      </w:r>
+      <w:proofErr w:type="spellStart"/>
+      <w:r>
+        <w:rPr>
+          <w:color w:val="EE0000"/>
+        </w:rPr>
+        <w:t>refspec</w:t>
+      </w:r>
+      <w:proofErr w:type="spellEnd"/>
+      <w:r>
+        <w:rPr>
+          <w:color w:val="EE0000"/>
+        </w:rPr>
+        <w:t xml:space="preserve"> main does not match any error: failed to push some refs to 'origin'</w:t>
+      </w:r>
+      <w:r>
+        <w:rPr>
+          <w:rFonts w:hint="eastAsia"/>
+          <w:color w:val="EE0000"/>
+        </w:rPr>
+        <w:t>」</w:t>
+      </w:r>
+    </w:p>
+    <w:p>
+      <w:pPr>
+        <w:ind w:left="210" w:hangingChars="100" w:hanging="210"/>
+      </w:pPr>
+    </w:p>
+    <w:p>
+      <w:pPr>
+        <w:ind w:left="210" w:hangingChars="100" w:hanging="210"/>
+      </w:pPr>
+      <w:r>
+        <w:rPr>
+          <w:rFonts w:hint="eastAsia"/>
+        </w:rPr>
+        <w:t>「</w:t>
+      </w:r>
+      <w:r>
+        <w:t>Gitのユーザー設定（名前とメールアドレス）がまだ行われていないため、コミット（保存）が失敗していますね。また、コミットができていないのでプッシュもエラーになっています。</w:t>
+      </w:r>
+    </w:p>
+    <w:p>
+      <w:pPr>
+        <w:ind w:left="210" w:hangingChars="100" w:hanging="210"/>
+      </w:pPr>
+      <w:r>
+        <w:t>以下のコマンドを順番に実行して、自分を登録してから再度試してみてください。 （名前とメールアドレスは、GitHubに登録しているものを使うのが一般的です）</w:t>
+      </w:r>
+    </w:p>
+    <w:p>
+      <w:pPr>
+        <w:ind w:left="210" w:hangingChars="100" w:hanging="210"/>
+      </w:pPr>
+      <w:r>
+        <w:t>1. Gitに自分を登録する</w:t>
+      </w:r>
+    </w:p>
+    <w:p>
+      <w:pPr>
+        <w:ind w:left="210" w:hangingChars="100" w:hanging="210"/>
+      </w:pPr>
+      <w:proofErr w:type="spellStart"/>
+      <w:r>
+        <w:t>powershell</w:t>
+      </w:r>
+      <w:proofErr w:type="spellEnd"/>
+    </w:p>
+    <w:p>
+      <w:pPr>
+        <w:ind w:left="210" w:hangingChars="100" w:hanging="210"/>
+      </w:pPr>
+      <w:r>
+        <w:t xml:space="preserve">git config --global </w:t>
+      </w:r>
+      <w:proofErr w:type="spellStart"/>
+      <w:r>
+        <w:t>user.email</w:t>
+      </w:r>
+      <w:proofErr w:type="spellEnd"/>
+      <w:r>
+        <w:t xml:space="preserve"> "あなたのメールアドレス"</w:t>
+      </w:r>
+    </w:p>
+    <w:p>
+      <w:pPr>
+        <w:ind w:left="210" w:hangingChars="100" w:hanging="210"/>
+      </w:pPr>
+      <w:r>
+        <w:t>git config --global user.name "あなたの名前"</w:t>
+      </w:r>
+    </w:p>
+    <w:p>
+      <w:pPr>
+        <w:ind w:left="210" w:hangingChars="100" w:hanging="210"/>
+      </w:pPr>
+      <w:r>
+        <w:t>2. 再度コミットとプッシュを試みる</w:t>
+      </w:r>
+    </w:p>
+    <w:p>
+      <w:pPr>
+        <w:ind w:left="210" w:hangingChars="100" w:hanging="210"/>
+      </w:pPr>
+      <w:proofErr w:type="spellStart"/>
+      <w:r>
+        <w:t>powershell</w:t>
+      </w:r>
+      <w:proofErr w:type="spellEnd"/>
+    </w:p>
+    <w:p>
+      <w:pPr>
+        <w:ind w:left="210" w:hangingChars="100" w:hanging="210"/>
+      </w:pPr>
+      <w:r>
+        <w:t># 保存（コミット）</w:t>
+      </w:r>
+    </w:p>
+    <w:p>
+      <w:pPr>
+        <w:ind w:left="210" w:hangingChars="100" w:hanging="210"/>
+      </w:pPr>
+      <w:r>
+        <w:t xml:space="preserve">git commit -m "Initial commit: fix </w:t>
+      </w:r>
+      <w:proofErr w:type="spellStart"/>
+      <w:r>
+        <w:t>gitignore</w:t>
+      </w:r>
+      <w:proofErr w:type="spellEnd"/>
+      <w:r>
+        <w:t>"</w:t>
+      </w:r>
+    </w:p>
+    <w:p>
+      <w:pPr>
+        <w:ind w:left="210" w:hangingChars="100" w:hanging="210"/>
+      </w:pPr>
+      <w:r>
+        <w:t># 送信（プッシュ）</w:t>
+      </w:r>
+    </w:p>
+    <w:p>
+      <w:pPr>
+        <w:ind w:left="210" w:hangingChars="100" w:hanging="210"/>
+      </w:pPr>
+      <w:r>
+        <w:t>git push -u origin main</w:t>
+      </w:r>
+    </w:p>
+    <w:p>
+      <w:pPr>
+        <w:ind w:left="210" w:hangingChars="100" w:hanging="210"/>
+      </w:pPr>
+      <w:r>
+        <w:t>これで解決するはずです。もしGitHubのパスワードやトークンを聞かれたら、入力してください。</w:t>
+      </w:r>
+    </w:p>
+    <w:p>
+      <w:pPr>
+        <w:ind w:left="210" w:hangingChars="100" w:hanging="210"/>
+      </w:pPr>
+      <w:r>
+        <w:t>完了したら、Cloudflare Pagesの設定に進めます！</w:t>
+      </w:r>
+    </w:p>
+    <w:p>
+      <w:pPr>
+        <w:ind w:left="210" w:hangingChars="100" w:hanging="210"/>
+      </w:pPr>
+      <w:r>
+        <w:t>22:12</w:t>
+      </w:r>
+    </w:p>
+    <w:p>
+      <w:pPr>
+        <w:ind w:left="210" w:hangingChars="100" w:hanging="210"/>
+      </w:pPr>
+      <w:r>
+        <w:t xml:space="preserve">エラーになりました。 PS C:\Users\tanak\onedrive\ai\search&gt; git push -u origin main error: </w:t>
+      </w:r>
+      <w:proofErr w:type="spellStart"/>
+      <w:r>
+        <w:t>src</w:t>
+      </w:r>
+      <w:proofErr w:type="spellEnd"/>
+      <w:r>
+        <w:t xml:space="preserve"> </w:t>
+      </w:r>
+      <w:proofErr w:type="spellStart"/>
+      <w:r>
+        <w:t>refspec</w:t>
+      </w:r>
+      <w:proofErr w:type="spellEnd"/>
+      <w:r>
+        <w:t xml:space="preserve"> main does not match any error: failed to push some refs to 'origin'</w:t>
+      </w:r>
+    </w:p>
+    <w:p>
+      <w:pPr>
+        <w:ind w:left="210" w:hangingChars="100" w:hanging="210"/>
+      </w:pPr>
+      <w:r>
+        <w:t xml:space="preserve">error: </w:t>
+      </w:r>
+      <w:proofErr w:type="spellStart"/>
+      <w:r>
+        <w:t>src</w:t>
+      </w:r>
+      <w:proofErr w:type="spellEnd"/>
+      <w:r>
+        <w:t xml:space="preserve"> </w:t>
+      </w:r>
+      <w:proofErr w:type="spellStart"/>
+      <w:r>
+        <w:t>refspec</w:t>
+      </w:r>
+      <w:proofErr w:type="spellEnd"/>
+      <w:r>
+        <w:t xml:space="preserve"> main does not match any というエラーは、</w:t>
+      </w:r>
+      <w:r>
+        <w:rPr>
+          <w:b/>
+          <w:bCs/>
+        </w:rPr>
+        <w:t>「保存された内容（コミット）が一つもないため、送信する中身が空っぽ」</w:t>
+      </w:r>
+      <w:r>
+        <w:t> であることを意味しています。</w:t>
+      </w:r>
+    </w:p>
+    <w:p>
+      <w:pPr>
+        <w:ind w:left="210" w:hangingChars="100" w:hanging="210"/>
+      </w:pPr>
+      <w:r>
+        <w:t>先ほどの git config の後に git commit が正しく成功していなかった可能性があります。</w:t>
+      </w:r>
+    </w:p>
+    <w:p>
+      <w:pPr>
+        <w:ind w:left="210" w:hangingChars="100" w:hanging="210"/>
+      </w:pPr>
+      <w:r>
+        <w:lastRenderedPageBreak/>
+        <w:t>以下の手順で、</w:t>
+      </w:r>
+      <w:r>
+        <w:rPr>
+          <w:b/>
+          <w:bCs/>
+        </w:rPr>
+        <w:t>「確実に保存して送信する」</w:t>
+      </w:r>
+      <w:r>
+        <w:t> 流れをもう一度やり直しましょう。</w:t>
+      </w:r>
+    </w:p>
+    <w:p>
+      <w:pPr>
+        <w:ind w:left="210" w:hangingChars="100" w:hanging="210"/>
+      </w:pPr>
+      <w:proofErr w:type="spellStart"/>
+      <w:r>
+        <w:t>powershell</w:t>
+      </w:r>
+      <w:proofErr w:type="spellEnd"/>
+    </w:p>
+    <w:p>
+      <w:pPr>
+        <w:ind w:left="210" w:hangingChars="100" w:hanging="210"/>
+      </w:pPr>
+      <w:r>
+        <w:t># 1. ブランチ名を確実に main に設定</w:t>
+      </w:r>
+    </w:p>
+    <w:p>
+      <w:pPr>
+        <w:ind w:left="210" w:hangingChars="100" w:hanging="210"/>
+      </w:pPr>
+      <w:r>
+        <w:t>git branch -M main</w:t>
+      </w:r>
+    </w:p>
+    <w:p>
+      <w:pPr>
+        <w:ind w:left="210" w:hangingChars="100" w:hanging="210"/>
+      </w:pPr>
+      <w:r>
+        <w:t># 2. 全ファイルをもう一度追加（念のため）</w:t>
+      </w:r>
+    </w:p>
+    <w:p>
+      <w:pPr>
+        <w:ind w:left="210" w:hangingChars="100" w:hanging="210"/>
+      </w:pPr>
+      <w:r>
+        <w:t xml:space="preserve">git </w:t>
+      </w:r>
+      <w:proofErr w:type="gramStart"/>
+      <w:r>
+        <w:t>add .</w:t>
+      </w:r>
+      <w:proofErr w:type="gramEnd"/>
+    </w:p>
+    <w:p>
+      <w:pPr>
+        <w:ind w:left="210" w:hangingChars="100" w:hanging="210"/>
+      </w:pPr>
+      <w:r>
+        <w:t># 3. 保存を実行（ここで成功メッセージが出るはずです）</w:t>
+      </w:r>
+    </w:p>
+    <w:p>
+      <w:pPr>
+        <w:ind w:left="210" w:hangingChars="100" w:hanging="210"/>
+      </w:pPr>
+      <w:r>
+        <w:t>git commit -m "Complete prototype setup"</w:t>
+      </w:r>
+    </w:p>
+    <w:p>
+      <w:pPr>
+        <w:ind w:left="210" w:hangingChars="100" w:hanging="210"/>
+      </w:pPr>
+      <w:r>
+        <w:t># 4. 送信を実行</w:t>
+      </w:r>
+    </w:p>
+    <w:p>
+      <w:pPr>
+        <w:ind w:left="210" w:hangingChars="100" w:hanging="210"/>
+      </w:pPr>
+      <w:r>
+        <w:t>git push -u origin main</w:t>
+      </w:r>
+    </w:p>
+    <w:p>
+      <w:pPr>
+        <w:ind w:left="210" w:hangingChars="100" w:hanging="210"/>
+      </w:pPr>
+      <w:r>
+        <w:rPr>
+          <w:b/>
+          <w:bCs/>
+        </w:rPr>
+        <w:t>もし git commit を実行した時に何かメッセージが出たら、それを教えてください。</w:t>
+      </w:r>
+      <w:r>
+        <w:t> 「Nothing to commit, working tree clean」と出る場合は、すでに保存されているか、別の理由があります。</w:t>
+      </w:r>
+    </w:p>
+    <w:p>
+      <w:pPr>
+        <w:pBdr>
+          <w:bottom w:val="single" w:sz="6" w:space="1" w:color="auto"/>
+        </w:pBdr>
+        <w:ind w:left="210" w:hangingChars="100" w:hanging="210"/>
+      </w:pPr>
+      <w:r>
+        <w:t>解決まであともう少しです！頑張りましょう。</w:t>
+      </w:r>
+      <w:r>
+        <w:rPr>
+          <w:rFonts w:hint="eastAsia"/>
+        </w:rPr>
+        <w:t>」</w:t>
+      </w:r>
+    </w:p>
+    <w:p>
+      <w:pPr>
+        <w:ind w:left="210" w:hangingChars="100" w:hanging="210"/>
+      </w:pPr>
+    </w:p>
+    <w:p>
+      <w:pPr>
+        <w:ind w:left="210" w:hangingChars="100" w:hanging="210"/>
+        <w:rPr>
+          <w:rFonts w:hint="eastAsia"/>
+        </w:rPr>
+      </w:pPr>
+      <w:r>
+        <w:rPr>
+          <w:rFonts w:hint="eastAsia"/>
+        </w:rPr>
+        <w:t>「</w:t>
+      </w:r>
+    </w:p>
+    <w:p>
+      <w:pPr>
+        <w:ind w:left="210" w:hangingChars="100" w:hanging="210"/>
+        <w:rPr>
+          <w:rFonts w:hint="eastAsia"/>
+        </w:rPr>
+      </w:pPr>
+    </w:p>
+    <w:p>
+      <w:pPr>
+        <w:ind w:left="210" w:hangingChars="100" w:hanging="210"/>
+        <w:rPr>
+          <w:rFonts w:hint="eastAsia"/>
+        </w:rPr>
+      </w:pPr>
     </w:p>
     <w:p/>
     <w:p/>
@@ -12619,7 +13737,6 @@
   <w:style w:type="character" w:default="1" w:styleId="a0">
     <w:name w:val="Default Paragraph Font"/>
     <w:uiPriority w:val="1"/>
-    <w:semiHidden/>
     <w:unhideWhenUsed/>
   </w:style>
   <w:style w:type="table" w:default="1" w:styleId="a1">
@@ -12996,6 +14113,30 @@
       <w:shd w:val="clear" w:color="auto" w:fill="E1DFDD"/>
     </w:rPr>
   </w:style>
+  <w:style w:type="character" w:styleId="af0">
+    <w:name w:val="FollowedHyperlink"/>
+    <w:basedOn w:val="a0"/>
+    <w:uiPriority w:val="99"/>
+    <w:semiHidden/>
+    <w:unhideWhenUsed/>
+    <w:rsid w:val="00882F8C"/>
+    <w:rPr>
+      <w:color w:val="96607D" w:themeColor="followedHyperlink"/>
+      <w:u w:val="single"/>
+    </w:rPr>
+  </w:style>
+  <w:style w:type="paragraph" w:styleId="Web">
+    <w:name w:val="Normal (Web)"/>
+    <w:basedOn w:val="a"/>
+    <w:uiPriority w:val="99"/>
+    <w:semiHidden/>
+    <w:unhideWhenUsed/>
+    <w:rsid w:val="008A5EBD"/>
+    <w:rPr>
+      <w:rFonts w:ascii="Times New Roman" w:hAnsi="Times New Roman" w:cs="Times New Roman"/>
+      <w:sz w:val="24"/>
+    </w:rPr>
+  </w:style>
 </w:styles>
 </file>
 
